--- a/team6 (AutoRecovered).docx
+++ b/team6 (AutoRecovered).docx
@@ -2420,7 +2420,7 @@
           <w:noProof/>
         </w:rPr>
         <w:drawing>
-          <wp:anchor distT="0" distB="0" distL="114300" distR="114300" simplePos="0" relativeHeight="251661824" behindDoc="1" locked="0" layoutInCell="1" allowOverlap="1" wp14:anchorId="3008F283" wp14:editId="17787C6B">
+          <wp:anchor distT="0" distB="0" distL="114300" distR="114300" simplePos="0" relativeHeight="251661824" behindDoc="1" locked="0" layoutInCell="1" allowOverlap="1" wp14:anchorId="3008F283" wp14:editId="77B10EB9">
             <wp:simplePos x="0" y="0"/>
             <wp:positionH relativeFrom="column">
               <wp:posOffset>88900</wp:posOffset>
@@ -3256,8 +3256,22 @@
         <w:ind w:left="720"/>
       </w:pPr>
       <w:r>
-        <w:t>Same reason is for random forest, but AdaBoost works by sequentially training models that focus on previous errors. While effective</w:t>
-      </w:r>
+        <w:t>Same reason is for random forest, but AdaBoost works by sequentially training models that focus on previous errors</w:t>
+      </w:r>
+      <w:r>
+        <w:t xml:space="preserve"> </w:t>
+      </w:r>
+      <w:r>
+        <w:t>and it improve r2 score to .8</w:t>
+      </w:r>
+      <w:r>
+        <w:t>9</w:t>
+      </w:r>
+    </w:p>
+    <w:p>
+      <w:pPr>
+        <w:ind w:left="720"/>
+      </w:pPr>
     </w:p>
     <w:p>
       <w:pPr>
@@ -3561,6 +3575,9 @@
     </w:p>
     <w:p>
       <w:r>
+        <w:rPr>
+          <w:noProof/>
+        </w:rPr>
         <w:drawing>
           <wp:inline distT="0" distB="0" distL="0" distR="0" wp14:anchorId="5A10F55F" wp14:editId="57A231A6">
             <wp:extent cx="5740695" cy="2876698"/>
@@ -6559,6 +6576,7 @@
   <w:style w:type="character" w:default="1" w:styleId="DefaultParagraphFont">
     <w:name w:val="Default Paragraph Font"/>
     <w:uiPriority w:val="1"/>
+    <w:semiHidden/>
     <w:unhideWhenUsed/>
   </w:style>
   <w:style w:type="table" w:default="1" w:styleId="TableNormal">
